--- a/data/templates/After_Supplemental_Disclosure_Ltr.docx
+++ b/data/templates/After_Supplemental_Disclosure_Ltr.docx
@@ -477,7 +477,7 @@
         <w:t>{{attorney_name}}</w:t>
         <w:tab/>
         <w:tab/>
-        <w:t>#{{attorney_bar}}</w:t>
+        <w:t>{{attorney_bar}}</w:t>
       </w:r>
     </w:p>
     <w:p>
@@ -505,7 +505,7 @@
         <w:t>D. Christopher LaPee</w:t>
         <w:tab/>
         <w:tab/>
-        <w:t>#{{attorney_bar}}</w:t>
+        <w:t>{{attorney_bar}}</w:t>
       </w:r>
     </w:p>
     <w:p>

--- a/data/templates/After_Supplemental_Disclosure_Ltr.docx
+++ b/data/templates/After_Supplemental_Disclosure_Ltr.docx
@@ -301,7 +301,7 @@
           <w:szCs w:val="24"/>
         </w:rPr>
         <w:tab/>
-        <w:t>Enclosed please find the requested DVD needed to provide the items listed on the Supplemental Disclosure filed on October 15</w:t>
+        <w:t>Enclosed please find the requested DVD needed to provide the items listed on the Supplemental Disclosure filed on {{disclosure_date}}</w:t>
       </w:r>
       <w:r>
         <w:rPr>
